--- a/EJERCICIOS DE LOS ALUMNOS/DAVID/examen_proyecto_blue_team_red_team.docx
+++ b/EJERCICIOS DE LOS ALUMNOS/DAVID/examen_proyecto_blue_team_red_team.docx
@@ -161,13 +161,8 @@
     <w:p/>
     <w:p>
       <w:r>
-        <w:t xml:space="preserve">Iniciación </w:t>
+        <w:t>Iniciación metasploit</w:t>
       </w:r>
-      <w:proofErr w:type="spellStart"/>
-      <w:r>
-        <w:t>metasploit</w:t>
-      </w:r>
-      <w:proofErr w:type="spellEnd"/>
     </w:p>
     <w:p>
       <w:r>
@@ -467,7 +462,7 @@
         <w:rPr>
           <w:noProof/>
         </w:rPr>
-        <w:t>Escaneo con Nikton</w:t>
+        <w:t>Escaneo con Nikto</w:t>
       </w:r>
     </w:p>
     <w:p>
